--- a/docs/LETTO-dogovory-paket/paket/docx/03-Prilozhenie-1-TZ.docx
+++ b/docs/LETTO-dogovory-paket/paket/docx/03-Prilozhenie-1-TZ.docx
@@ -3,9 +3,13 @@
 <w:document xmlns:wpc="http://schemas.microsoft.com/office/word/2010/wordprocessingCanvas" xmlns:mo="http://schemas.microsoft.com/office/mac/office/2008/main" xmlns:mc="http://schemas.openxmlformats.org/markup-compatibility/2006" xmlns:mv="urn:schemas-microsoft-com:mac:vml" xmlns:o="urn:schemas-microsoft-com:office:office" xmlns:r="http://schemas.openxmlformats.org/officeDocument/2006/relationships" xmlns:m="http://schemas.openxmlformats.org/officeDocument/2006/math" xmlns:v="urn:schemas-microsoft-com:vml" xmlns:wp14="http://schemas.microsoft.com/office/word/2010/wordprocessingDrawing" xmlns:wp="http://schemas.openxmlformats.org/drawingml/2006/wordprocessingDrawing" xmlns:w10="urn:schemas-microsoft-com:office:word" xmlns:w="http://schemas.openxmlformats.org/wordprocessingml/2006/main" xmlns:w14="http://schemas.microsoft.com/office/word/2010/wordml" xmlns:wpg="http://schemas.microsoft.com/office/word/2010/wordprocessingGroup" xmlns:wpi="http://schemas.microsoft.com/office/word/2010/wordprocessingInk" xmlns:wne="http://schemas.microsoft.com/office/word/2006/wordml" xmlns:wps="http://schemas.microsoft.com/office/word/2010/wordprocessingShape" mc:Ignorable="w14 wp14">
   <w:body>
     <w:p>
+      <w:pPr>
+        <w:jc w:val="center"/>
+      </w:pPr>
       <w:r>
         <w:rPr>
           <w:b/>
+          <w:sz w:val="28"/>
         </w:rPr>
         <w:t>Приложение № 1</w:t>
       </w:r>
@@ -51,9 +55,6 @@
     <w:p/>
     <w:p>
       <w:r>
-        <w:rPr>
-          <w:b/>
-        </w:rPr>
         <w:t>1. Цель</w:t>
       </w:r>
     </w:p>
@@ -67,82 +68,52 @@
     <w:p/>
     <w:p>
       <w:r>
-        <w:rPr>
-          <w:b/>
-        </w:rPr>
         <w:t>2. Витрина (публичная часть)</w:t>
       </w:r>
     </w:p>
     <w:p/>
     <w:p>
       <w:r>
-        <w:rPr>
-          <w:b/>
-        </w:rPr>
         <w:t>2.1. Главная страница (в т.ч. товар дня, превью каталога).</w:t>
       </w:r>
     </w:p>
     <w:p>
       <w:r>
-        <w:rPr>
-          <w:b/>
-        </w:rPr>
         <w:t>2.2. Каталог, карточки товаров, модальное окно «Подробнее».</w:t>
       </w:r>
     </w:p>
     <w:p>
       <w:r>
-        <w:rPr>
-          <w:b/>
-        </w:rPr>
         <w:t>2.3. Корзина: изменение количества; аддоны (шары / игрушки / вазы).</w:t>
       </w:r>
     </w:p>
     <w:p>
       <w:r>
-        <w:rPr>
-          <w:b/>
-        </w:rPr>
         <w:t>2.4. Вопрос об открытке к заказу (в корзине / чекауте).</w:t>
       </w:r>
     </w:p>
     <w:p>
       <w:r>
-        <w:rPr>
-          <w:b/>
-        </w:rPr>
         <w:t>2.5. Блок рекомендаций в корзине («Дополните букет»).</w:t>
       </w:r>
     </w:p>
     <w:p>
       <w:r>
-        <w:rPr>
-          <w:b/>
-        </w:rPr>
         <w:t>2.6. Оформление заказа (checkout): доставка и самовывоз.</w:t>
       </w:r>
     </w:p>
     <w:p>
       <w:r>
-        <w:rPr>
-          <w:b/>
-        </w:rPr>
         <w:t>2.7. Самовывоз 24/7 — пункты: г. Миасс, пр. Октября, 38А; г. Миасс, пр. Макеева, 65/3; учёт сборки букетов по часам флористов — в объёме, реализованном на проде на дату сдачи.</w:t>
       </w:r>
     </w:p>
     <w:p>
       <w:r>
-        <w:rPr>
-          <w:b/>
-        </w:rPr>
         <w:t>2.8. Отзывы, контакты.</w:t>
       </w:r>
     </w:p>
     <w:p>
       <w:r>
-        <w:rPr>
-          <w:b/>
-        </w:rPr>
         <w:t>2.9. Адаптивная вёрстка (мобильные устройства и десктоп).</w:t>
       </w:r>
     </w:p>
@@ -150,42 +121,27 @@
     <w:p/>
     <w:p>
       <w:r>
-        <w:rPr>
-          <w:b/>
-        </w:rPr>
         <w:t>3. Админ-панель</w:t>
       </w:r>
     </w:p>
     <w:p/>
     <w:p>
       <w:r>
-        <w:rPr>
-          <w:b/>
-        </w:rPr>
         <w:t>3.1. Авторизация (вход).</w:t>
       </w:r>
     </w:p>
     <w:p>
       <w:r>
-        <w:rPr>
-          <w:b/>
-        </w:rPr>
         <w:t>3.2. Дашборд.</w:t>
       </w:r>
     </w:p>
     <w:p>
       <w:r>
-        <w:rPr>
-          <w:b/>
-        </w:rPr>
         <w:t>3.3. Товары: создание, редактирование, удаление; фото; категории; «товар дня» / popularity.</w:t>
       </w:r>
     </w:p>
     <w:p>
       <w:r>
-        <w:rPr>
-          <w:b/>
-        </w:rPr>
         <w:t>3.4. Заказы и уведомления (в объёме, существующем на проде).</w:t>
       </w:r>
     </w:p>
@@ -193,50 +149,32 @@
     <w:p/>
     <w:p>
       <w:r>
-        <w:rPr>
-          <w:b/>
-        </w:rPr>
         <w:t>4. Мессенджеры (Telegram, VK, WhatsApp, MAX)</w:t>
       </w:r>
     </w:p>
     <w:p/>
     <w:p>
       <w:r>
-        <w:rPr>
-          <w:b/>
-        </w:rPr>
         <w:t>4.1. Telegram (основной канал чата с флористами)</w:t>
       </w:r>
     </w:p>
     <w:p>
       <w:r>
-        <w:rPr>
-          <w:b/>
-        </w:rPr>
         <w:t>4.1.1. Бот уведомлений клиенту по заказу (@letto_flowers_bot или актуальный username на дату сдачи).</w:t>
       </w:r>
     </w:p>
     <w:p>
       <w:r>
-        <w:rPr>
-          <w:b/>
-        </w:rPr>
         <w:t>4.1.2. Привязка chat_id через /start и deep link вида order_&lt;uuid&gt;.</w:t>
       </w:r>
     </w:p>
     <w:p>
       <w:r>
-        <w:rPr>
-          <w:b/>
-        </w:rPr>
         <w:t>4.1.3. Группа флористов: сообщение клиента боту → в группу; ответ флориста реплаем → клиенту в боте.</w:t>
       </w:r>
     </w:p>
     <w:p>
       <w:r>
-        <w:rPr>
-          <w:b/>
-        </w:rPr>
         <w:t>4.1.4. Допускается доставка через relay / sync (GitHub Actions) с задержкой до ~1 мин из‑за ограничений Telegram API с VPS в РФ.</w:t>
       </w:r>
     </w:p>
@@ -251,76 +189,49 @@
     </w:p>
     <w:p>
       <w:r>
-        <w:rPr>
-          <w:b/>
-        </w:rPr>
         <w:t>4.2.1. Callback API / webhook для приёма сообщений и уведомлений в объёме, реализованном на проде.</w:t>
       </w:r>
     </w:p>
     <w:p>
       <w:r>
-        <w:rPr>
-          <w:b/>
-        </w:rPr>
         <w:t>4.2.2. Настройка сообщества и ключей доступа — совместно с Заказчиком.</w:t>
       </w:r>
     </w:p>
     <w:p/>
     <w:p>
       <w:r>
-        <w:rPr>
-          <w:b/>
-        </w:rPr>
         <w:t>4.3. WhatsApp</w:t>
       </w:r>
     </w:p>
     <w:p>
       <w:r>
-        <w:rPr>
-          <w:b/>
-        </w:rPr>
         <w:t>4.3.1. Webhook / API-интеграция для уведомлений и связи с клиентом в объёме, реализованном на проде.</w:t>
       </w:r>
     </w:p>
     <w:p/>
     <w:p>
       <w:r>
-        <w:rPr>
-          <w:b/>
-        </w:rPr>
         <w:t>4.4. MAX (мессенджер)</w:t>
       </w:r>
     </w:p>
     <w:p>
       <w:r>
-        <w:rPr>
-          <w:b/>
-        </w:rPr>
         <w:t>4.4.1. Webhook / API-интеграция в объёме, реализованном на проде.</w:t>
       </w:r>
     </w:p>
     <w:p/>
     <w:p>
       <w:r>
-        <w:rPr>
-          <w:b/>
-        </w:rPr>
         <w:t>4.5. Общие требования</w:t>
       </w:r>
     </w:p>
     <w:p>
       <w:r>
-        <w:rPr>
-          <w:b/>
-        </w:rPr>
         <w:t>4.5.1. Privacy Mode бота Telegram в группе — Disable (BotFather); бот в группе флористов (лучше админ).</w:t>
       </w:r>
     </w:p>
     <w:p>
       <w:r>
-        <w:rPr>
-          <w:b/>
-        </w:rPr>
         <w:t>4.5.2. Мгновенный webhook через Cloudflare Worker не входит в базовый объём, если не согласован отдельно.</w:t>
       </w:r>
     </w:p>
@@ -328,42 +239,27 @@
     <w:p/>
     <w:p>
       <w:r>
-        <w:rPr>
-          <w:b/>
-        </w:rPr>
         <w:t>5. Инфраструктура</w:t>
       </w:r>
     </w:p>
     <w:p/>
     <w:p>
       <w:r>
-        <w:rPr>
-          <w:b/>
-        </w:rPr>
         <w:t>5.1. Стек: Next.js 13 (App Router), TypeScript, React, PostgreSQL, Nginx, PM2, Ubuntu VPS.</w:t>
       </w:r>
     </w:p>
     <w:p>
       <w:r>
-        <w:rPr>
-          <w:b/>
-        </w:rPr>
         <w:t>5.2. Домен и HTTPS (Let’s Encrypt) для testletto.ru (или согласованного домена).</w:t>
       </w:r>
     </w:p>
     <w:p>
       <w:r>
-        <w:rPr>
-          <w:b/>
-        </w:rPr>
         <w:t>5.3. Развёртывание на VPS; рабочий процесс деплоя в объёме проекта.</w:t>
       </w:r>
     </w:p>
     <w:p>
       <w:r>
-        <w:rPr>
-          <w:b/>
-        </w:rPr>
         <w:t>5.4. Передача доступов — по списку в Акте.</w:t>
       </w:r>
     </w:p>
@@ -371,18 +267,12 @@
     <w:p/>
     <w:p>
       <w:r>
-        <w:rPr>
-          <w:b/>
-        </w:rPr>
         <w:t>6. Обучение</w:t>
       </w:r>
     </w:p>
     <w:p/>
     <w:p>
       <w:r>
-        <w:rPr>
-          <w:b/>
-        </w:rPr>
         <w:t>6.1. Инструкция и/или онлайн-обучение Заказчика работе с админкой — 1–2 часа.</w:t>
       </w:r>
     </w:p>
@@ -390,101 +280,95 @@
     <w:p/>
     <w:p>
       <w:r>
-        <w:rPr>
-          <w:b/>
-        </w:rPr>
+        <w:t>6а. Планшеты (обязательство Заказчика + настройка Исполнителем)</w:t>
+      </w:r>
+    </w:p>
+    <w:p/>
+    <w:p>
+      <w:r>
+        <w:t>6а.1. Заказчик предоставляет Исполнителю два (2) планшетных устройства для настройки под работу с LETTO (сайт, админ-панель, мессенджеры). Планшеты — собственность Заказчика; их покупка не входит в стоимость работ.</w:t>
+      </w:r>
+    </w:p>
+    <w:p/>
+    <w:p>
+      <w:r>
+        <w:t>6а.2. Исполнитель настраивает оба Планшета: доступ к админке / сайту, необходимые приложения или ярлыки, проверка работы каналов в объёме раздела 4; возвращает устройства Заказчику.</w:t>
+      </w:r>
+    </w:p>
+    <w:p/>
+    <w:p>
+      <w:r>
+        <w:t>6а.3. Заказчик передаёт Планшеты в исправном состоянии с зарядкой и доступом к сети в срок, указанный в договоре (как правило до 5 рабочих дней с подписания).</w:t>
+      </w:r>
+    </w:p>
+    <w:p/>
+    <w:p/>
+    <w:p>
+      <w:r>
         <w:t>7. Не входит в объём работ (если не указано в Приложении № 2 отдельно)</w:t>
       </w:r>
     </w:p>
     <w:p/>
     <w:p>
       <w:r>
-        <w:rPr>
-          <w:b/>
-        </w:rPr>
         <w:t>7.1. Реклама, SMM.</w:t>
       </w:r>
     </w:p>
     <w:p>
       <w:r>
-        <w:rPr>
-          <w:b/>
-        </w:rPr>
         <w:t>7.2. Наполнение каталога фотографиями, текстами и ценами (зона Заказчика).</w:t>
       </w:r>
     </w:p>
     <w:p>
       <w:r>
-        <w:rPr>
-          <w:b/>
-        </w:rPr>
         <w:t>7.3. Публичная оферта на сайте, фискальные чеки (оформление — зона Заказчика).</w:t>
       </w:r>
     </w:p>
     <w:p>
       <w:r>
-        <w:rPr>
-          <w:b/>
-        </w:rPr>
         <w:t>7.4. Онлайн-эквайринг (ЮKassa, СБП и аналоги).</w:t>
       </w:r>
     </w:p>
     <w:p>
       <w:r>
-        <w:rPr>
-          <w:b/>
-        </w:rPr>
         <w:t>7.5. Интеграция с 1С, CRM, складом.</w:t>
       </w:r>
     </w:p>
     <w:p>
       <w:r>
-        <w:rPr>
-          <w:b/>
-        </w:rPr>
         <w:t>7.6. Мобильное приложение (допускается использование сайта / PWA).</w:t>
       </w:r>
     </w:p>
     <w:p>
       <w:r>
-        <w:rPr>
-          <w:b/>
-        </w:rPr>
-        <w:t>7.7. Доработки после подписания Акта, кроме гарантийных критических багов (раздел 7 Договора).</w:t>
+        <w:t>7.7. Покупка планшетов и иной техники (Заказчик предоставляет 2 планшета сам).</w:t>
+      </w:r>
+    </w:p>
+    <w:p>
+      <w:r>
+        <w:t>7.8. Доработки после подписания Акта, кроме гарантийных критических багов (раздел 7 Договора).</w:t>
       </w:r>
     </w:p>
     <w:p/>
     <w:p/>
     <w:p>
       <w:r>
-        <w:rPr>
-          <w:b/>
-        </w:rPr>
         <w:t>8. Известные ограничения (фиксируются как норма)</w:t>
       </w:r>
     </w:p>
     <w:p/>
     <w:p>
       <w:r>
-        <w:rPr>
-          <w:b/>
-        </w:rPr>
         <w:t>8.1. Задержка сообщений Telegram (и при необходимости иных каналов) до ~1 мин — допустима.</w:t>
       </w:r>
     </w:p>
     <w:p>
       <w:r>
-        <w:rPr>
-          <w:b/>
-        </w:rPr>
         <w:t>8.2. Исполнитель не гарантирует бесперебойность API Telegram, VK, WhatsApp, MAX и сети третьих лиц.</w:t>
       </w:r>
     </w:p>
     <w:p>
       <w:r>
-        <w:rPr>
-          <w:b/>
-        </w:rPr>
         <w:t>8.3. Оплата хостинга и домена — обязанность Заказчика (либо входит в платную поддержку — см. Приложение № 2).</w:t>
       </w:r>
     </w:p>
@@ -492,9 +376,6 @@
     <w:p/>
     <w:p>
       <w:r>
-        <w:rPr>
-          <w:b/>
-        </w:rPr>
         <w:t>9. Критерии приёмки (кратко)</w:t>
       </w:r>
     </w:p>
@@ -531,7 +412,12 @@
     </w:p>
     <w:p>
       <w:r>
-        <w:t>- доступы переданы по списку.</w:t>
+        <w:t>- доступы переданы по списку;</w:t>
+      </w:r>
+    </w:p>
+    <w:p>
+      <w:r>
+        <w:t>- два планшета Заказчика настроены Исполнителем и возвращены / приняты.</w:t>
       </w:r>
     </w:p>
     <w:p/>
